--- a/public/cv/samantha-radocchia-cv.docx
+++ b/public/cv/samantha-radocchia-cv.docx
@@ -127,7 +127,7 @@
           <w:color w:val="5B6577"/>
           <w:sz w:val="19"/>
         </w:rPr>
-        <w:t>Founded and led an applied AI company from zero to product. Built YOUM.AI, an AI-native video communication platform, and the research function behind it: natural language processing, large language models, machine translation, speech and facial recognition, and biometrics. Hired the team, set the research agenda, took the product to market in the US, then led the pivot and the handover to a regional CEO. | Built: an AI research function from scratch · one platform to market · the pivot decision and succession</w:t>
+        <w:t>Founded and led an applied AI company from zero to product. Built YOUM.AI, an AI-native video communication platform, and the research function behind it: natural language processing, large language models, machine translation, speech and facial recognition, and biometrics. Hired the team, set the research agenda, and took the product to market in the US. | Built: an AI research function from scratch · one platform to market</w:t>
       </w:r>
     </w:p>
     <w:p>
@@ -170,7 +170,7 @@
           <w:color w:val="5B6577"/>
           <w:sz w:val="19"/>
         </w:rPr>
-        <w:t>Venture-backed enterprise software company, $30M+ raised, 50+ staff. Founded the company's innovation infrastructure: the Blockchain × IoT Laboratory, the Enterprise Protocol Lab, and Blockchain for Better. Evaluated 1,500+ use cases across consumer and enterprise markets, incubated 20+ industry ecosystems, and brought 10+ products to market across authentication, cold chain, secure sealing, and track and trace. Built the MediLedger network (Pfizer, Genentech, AmerisourceBergen, McKesson, Cardinal Health) and Responsible Gold. Founding member of the Enterprise Ethereum Alliance, Trusted IoT Alliance, and MOBI. Educated 250+ Fortune 500 C-suite executives and board members. Hired the initial team of 50+ designers and engineers, and acquired an additive manufacturing company to bring hardware in house. | Illicit markets addressed: counterfeit pharmaceuticals and diverted product, counterfeit luxury goods and apparel, illicit precious metals and minerals, gray-market automotive parts, and food fraud.</w:t>
+        <w:t>Blockchain protocols letting enterprises enforce cross-organization rules without exposing private data. $30M+ raised; hired the initial team of 50+ designers and engineers. Led product across the application and protocol layers, then the brands and go-to-market for every ecosystem the company incubated. Founded the Blockchain × IoT Laboratory, Enterprise Protocol Lab, and Blockchain for Better; founding member of the Enterprise Ethereum Alliance, Trusted IoT Alliance, and the Mobility Open Blockchain Initiative (MOBI). Educated 250+ Fortune 500 C-suite executives and board members. Acquired an additive manufacturing company to bring hardware in house. | Networks: MediLedger, pharmaceutical supply chain and revenue management (Pfizer, Genentech, AmerisourceBergen, McKesson, Cardinal Health) · Responsible Gold, precious metals | Products, 10+: NFC authentication for art, wine, and luxury goods · NFC and BLE for sneakers and furniture · cold chain monitoring · secure IoT sealing · gold and pharma track and trace | Ecosystems, 20+: pharma · precious metals · automotive · apparel · cosmetics · livestock · food and beverage · wine and spirits | Illicit markets addressed: counterfeit pharmaceuticals and diverted product, counterfeit luxury goods and apparel, illicit precious metals and minerals, gray-market automotive parts, and food fraud.</w:t>
       </w:r>
     </w:p>
     <w:p>
@@ -198,7 +198,7 @@
           <w:color w:val="5B6577"/>
           <w:sz w:val="19"/>
         </w:rPr>
-        <w:t>Built machine-learning recommendation systems for e-commerce, including the first-of-its-kind "fashion genome project" mapping consumer taste. Pioneered single-click inventory integration; the synchronization engine was used by 10,000+ merchants. Raised the funding, ran the company, and negotiated a multi-year docuseries contract with NBC as part of go-to-market. Markets: fashion and direct-to-consumer. | Built: a taste-mapping ML system · an inventory engine at 10,000+ merchant scale · a network television partnership</w:t>
+        <w:t>Machine-learning recommendation and inventory-synchronization software for e-commerce, in fashion and direct-to-consumer. Built Shop with Stella, an AI personal shopping assistant, in 2011. Pioneered single-click inventory integration for 10,000+ merchants. Ran product, design, and API engineering, and the company's operations, legal, finances, and fundraising. Negotiated a multi-year docuseries contract with NBC (Bravo). | Products: Shop with Stella, AI shopping agent, 2011 · the "fashion genome project", mapping consumer taste with machine learning · a universal shopping cart with inventory-synchronization middleware · a synchronization engine used by 10,000+ merchants</w:t>
       </w:r>
     </w:p>
     <w:p>
@@ -239,7 +239,7 @@
           <w:color w:val="5B6577"/>
           <w:sz w:val="19"/>
         </w:rPr>
-        <w:t>Speaking and executive leadership training, held alongside her founder roles and degrees. Designed and delivered executive innovation programs on technological, socio-cultural, and geopolitical convergence. Built workshops and prototyping formats used at global summits, and ran foresight sessions for Fortune 100 leadership teams on distributed ledgers, machine learning, advanced manufacturing, and extended realities. | Built: executive program curriculum · prototyping and foresight workshop formats · keynote practice to audiences of 3,000+</w:t>
+        <w:t>Speaking and executive leadership training, held alongside her founder roles and degrees. Designed and delivered executive innovation programs on technological, socio-cultural, and geopolitical convergence. Built workshops and prototyping formats for Fortune 100 leadership teams, and keynoted to audiences of 2,000+. | Built: executive program curriculum · prototyping and foresight workshop formats</w:t>
       </w:r>
     </w:p>
     <w:p>

--- a/public/cv/samantha-radocchia-cv.docx
+++ b/public/cv/samantha-radocchia-cv.docx
@@ -854,7 +854,7 @@
           <w:color w:val="0F1F3D"/>
           <w:sz w:val="20"/>
         </w:rPr>
-        <w:t>2013 | MA, Media, Culture, and Communication: Technology &amp; Society · New York University</w:t>
+        <w:t>2013 | MA, Media, Culture, and Communication: Technology &amp; Society · New York University · summa cum laude</w:t>
       </w:r>
     </w:p>
     <w:p>
@@ -882,7 +882,7 @@
           <w:color w:val="0F1F3D"/>
           <w:sz w:val="20"/>
         </w:rPr>
-        <w:t>2011 | BA, Anthropology and English (Linguistics) · Colgate University</w:t>
+        <w:t>2011 | BA, Anthropology and English (Linguistics) · Colgate University · magna cum laude</w:t>
       </w:r>
     </w:p>
     <w:p>
@@ -1016,7 +1016,7 @@
           <w:color w:val="0F1F3D"/>
           <w:sz w:val="20"/>
         </w:rPr>
-        <w:t>Federal Reserve Bank of Chicago | Distributed ledger applications in payments · Commissioned briefing, September 2021</w:t>
+        <w:t>Content Authenticity Initiative | Content provenance and authentication standards for media · Member, 2023 to present</w:t>
       </w:r>
     </w:p>
     <w:p>
@@ -1029,7 +1029,7 @@
           <w:color w:val="0F1F3D"/>
           <w:sz w:val="20"/>
         </w:rPr>
-        <w:t>United Nations | Emerging technology and illicit trade · Working Group on Sustainable Production and Consumption, 2018</w:t>
+        <w:t>Federal Reserve Bank of Chicago | Distributed ledger technologies for countering illicit finance · Commissioned briefing, September 2021</w:t>
       </w:r>
     </w:p>
     <w:p>
@@ -1042,7 +1042,20 @@
           <w:color w:val="0F1F3D"/>
           <w:sz w:val="20"/>
         </w:rPr>
-        <w:t>World Economic Forum | Blockchain and supply chain provenance · Commissioned briefing, 2018</w:t>
+        <w:t>World Economic Forum | AI, blockchain, and machine learning for supply chain security and provenance · Commissioned briefing, 2018</w:t>
+      </w:r>
+    </w:p>
+    <w:p>
+      <w:pPr>
+        <w:spacing w:before="140" w:after="20"/>
+      </w:pPr>
+      <w:r>
+        <w:rPr>
+          <w:b/>
+          <w:color w:val="0F1F3D"/>
+          <w:sz w:val="20"/>
+        </w:rPr>
+        <w:t>United Nations | Frontier technologies for responsible production and consumption (SDG 12), supply chains, logistics, and countering illicit trade · Member, Working Group on Sustainable Production and Consumption, 2017 to 2018</w:t>
       </w:r>
     </w:p>
     <w:p>
@@ -1107,7 +1120,7 @@
           <w:color w:val="0F1F3D"/>
           <w:sz w:val="20"/>
         </w:rPr>
-        <w:t>Technical | AI and large language models · agentic design · natural language processing · distributed ledgers and applied cryptography · Python, Ruby, Solidity, JavaScript · IoT and hardware design · additive manufacturing</w:t>
+        <w:t>Technical | AI and large language models · agentic design · natural language processing · distributed ledgers and applied cryptography · content provenance (C2PA) · Python, Ruby, Solidity, JavaScript · IoT and hardware design · additive manufacturing</w:t>
       </w:r>
     </w:p>
     <w:p>

--- a/public/cv/samantha-radocchia-cv.docx
+++ b/public/cv/samantha-radocchia-cv.docx
@@ -1133,7 +1133,46 @@
           <w:color w:val="0F1F3D"/>
           <w:sz w:val="20"/>
         </w:rPr>
-        <w:t>Method | Ethnography and participant observation · open-source intelligence · foresight and scenario work · product and protocol design</w:t>
+        <w:t>Domains | Artificial intelligence and large language models (LLMs) · blockchain and distributed systems · cybersecurity · supply chain security · trust and safety · fraud and financial crime · synthetic media</w:t>
+      </w:r>
+    </w:p>
+    <w:p>
+      <w:pPr>
+        <w:spacing w:before="140" w:after="20"/>
+      </w:pPr>
+      <w:r>
+        <w:rPr>
+          <w:b/>
+          <w:color w:val="0F1F3D"/>
+          <w:sz w:val="20"/>
+        </w:rPr>
+        <w:t>Research and method | Anthropology · ethnography and participant observation · open-source intelligence (OSINT) · intelligence analysis · foresight and strategic forecasting · scenario work · research and development (R&amp;D) · product and protocol design</w:t>
+      </w:r>
+    </w:p>
+    <w:p>
+      <w:pPr>
+        <w:spacing w:before="140" w:after="20"/>
+      </w:pPr>
+      <w:r>
+        <w:rPr>
+          <w:b/>
+          <w:color w:val="0F1F3D"/>
+          <w:sz w:val="20"/>
+        </w:rPr>
+        <w:t>Business | Entrepreneurship and early-stage startups · product development · marketing · innovation management · business strategy · negotiation</w:t>
+      </w:r>
+    </w:p>
+    <w:p>
+      <w:pPr>
+        <w:spacing w:before="140" w:after="20"/>
+      </w:pPr>
+      <w:r>
+        <w:rPr>
+          <w:b/>
+          <w:color w:val="0F1F3D"/>
+          <w:sz w:val="20"/>
+        </w:rPr>
+        <w:t>Communication | Keynote speaking · public speaking · storytelling</w:t>
       </w:r>
     </w:p>
     <w:p>
@@ -1159,7 +1198,7 @@
           <w:color w:val="0F1F3D"/>
           <w:sz w:val="20"/>
         </w:rPr>
-        <w:t>Earlier | Competitive skydiver, Connecticut Parachutists, 2006–2010: 700+ jumps, four-way formation, competed internationally. Assistant Director, Othello, Theatre for a New Audience, 2009.</w:t>
+        <w:t>Earlier | Competitive skydiver, 2006–2010. Assistant Director, Othello, Theatre for a New Audience, 2009.</w:t>
       </w:r>
     </w:p>
     <w:p>
